--- a/documents/Verse studies/Philippians/Chapter 2/Philippians chapter 2 verse 1-11.docx
+++ b/documents/Verse studies/Philippians/Chapter 2/Philippians chapter 2 verse 1-11.docx
@@ -1,6 +1,6 @@
 
 <file path=word/document.xml><?xml version="1.0" encoding="utf-8"?>
-<w:document xmlns:o="urn:schemas-microsoft-com:office:office" xmlns:r="http://schemas.openxmlformats.org/officeDocument/2006/relationships" xmlns:v="urn:schemas-microsoft-com:vml" xmlns:w="http://schemas.openxmlformats.org/wordprocessingml/2006/main" xmlns:w10="urn:schemas-microsoft-com:office:word" xmlns:wp="http://schemas.openxmlformats.org/drawingml/2006/wordprocessingDrawing" xmlns:wps="http://schemas.microsoft.com/office/word/2010/wordprocessingShape" xmlns:wpg="http://schemas.microsoft.com/office/word/2010/wordprocessingGroup" xmlns:mc="http://schemas.openxmlformats.org/markup-compatibility/2006" xmlns:wp14="http://schemas.microsoft.com/office/word/2010/wordprocessingDrawing" xmlns:w14="http://schemas.microsoft.com/office/word/2010/wordml" xmlns:w15="http://schemas.microsoft.com/office/word/2012/wordml" mc:Ignorable="w14 wp14 w15">
+<w:document xmlns:o="urn:schemas-microsoft-com:office:office" xmlns:r="http://schemas.openxmlformats.org/officeDocument/2006/relationships" xmlns:v="urn:schemas-microsoft-com:vml" xmlns:w="http://schemas.openxmlformats.org/wordprocessingml/2006/main" xmlns:w10="urn:schemas-microsoft-com:office:word" xmlns:wp="http://schemas.openxmlformats.org/drawingml/2006/wordprocessingDrawing" xmlns:pic="http://schemas.openxmlformats.org/drawingml/2006/picture" xmlns:wps="http://schemas.microsoft.com/office/word/2010/wordprocessingShape" xmlns:wpg="http://schemas.microsoft.com/office/word/2010/wordprocessingGroup" xmlns:mc="http://schemas.openxmlformats.org/markup-compatibility/2006" xmlns:wp14="http://schemas.microsoft.com/office/word/2010/wordprocessingDrawing" xmlns:w14="http://schemas.microsoft.com/office/word/2010/wordml" xmlns:w15="http://schemas.microsoft.com/office/word/2012/wordml" mc:Ignorable="w14 wp14 w15">
   <w:body>
     <w:p>
       <w:pPr>
@@ -111,7 +111,7 @@
       </w:tblPr>
       <w:tblGrid>
         <w:gridCol w:w="5687"/>
-        <w:gridCol w:w="5688"/>
+        <w:gridCol w:w="5689"/>
       </w:tblGrid>
       <w:tr>
         <w:trPr/>
@@ -146,7 +146,7 @@
         </w:tc>
         <w:tc>
           <w:tcPr>
-            <w:tcW w:w="5688" w:type="dxa"/>
+            <w:tcW w:w="5689" w:type="dxa"/>
             <w:tcBorders>
               <w:top w:val="single" w:sz="4" w:space="0" w:color="000000"/>
               <w:left w:val="single" w:sz="4" w:space="0" w:color="000000"/>
@@ -207,7 +207,7 @@
         </w:tc>
         <w:tc>
           <w:tcPr>
-            <w:tcW w:w="5688" w:type="dxa"/>
+            <w:tcW w:w="5689" w:type="dxa"/>
             <w:tcBorders>
               <w:left w:val="single" w:sz="4" w:space="0" w:color="000000"/>
               <w:bottom w:val="single" w:sz="4" w:space="0" w:color="000000"/>
@@ -267,7 +267,7 @@
         </w:tc>
         <w:tc>
           <w:tcPr>
-            <w:tcW w:w="5688" w:type="dxa"/>
+            <w:tcW w:w="5689" w:type="dxa"/>
             <w:tcBorders>
               <w:left w:val="single" w:sz="4" w:space="0" w:color="000000"/>
               <w:bottom w:val="single" w:sz="4" w:space="0" w:color="000000"/>
@@ -330,7 +330,7 @@
       </w:tblPr>
       <w:tblGrid>
         <w:gridCol w:w="1680"/>
-        <w:gridCol w:w="9749"/>
+        <w:gridCol w:w="9750"/>
       </w:tblGrid>
       <w:tr>
         <w:trPr/>
@@ -362,7 +362,7 @@
         </w:tc>
         <w:tc>
           <w:tcPr>
-            <w:tcW w:w="9749" w:type="dxa"/>
+            <w:tcW w:w="9750" w:type="dxa"/>
             <w:tcBorders>
               <w:top w:val="single" w:sz="4" w:space="0" w:color="000000"/>
               <w:left w:val="single" w:sz="4" w:space="0" w:color="000000"/>
@@ -473,13 +473,7 @@
               <w:rPr>
                 <w:rFonts w:ascii="DejaVu Sans Mono" w:hAnsi="DejaVu Sans Mono"/>
               </w:rPr>
-              <w:t xml:space="preserve"> – The seat of kindness, humbleness, meekness, longsuffering, forbearance, forgiveness, and charity.</w:t>
-            </w:r>
-            <w:r>
-              <w:rPr>
-                <w:rFonts w:ascii="DejaVu Sans Mono" w:hAnsi="DejaVu Sans Mono"/>
-              </w:rPr>
-              <w:t>(Gal 5:22,23)</w:t>
+              <w:t xml:space="preserve"> – The seat of kindness, humbleness, meekness, longsuffering, forbearance, forgiveness, and charity.(Gal 5:22,23)</w:t>
             </w:r>
           </w:p>
         </w:tc>
@@ -513,7 +507,7 @@
         </w:tc>
         <w:tc>
           <w:tcPr>
-            <w:tcW w:w="9749" w:type="dxa"/>
+            <w:tcW w:w="9750" w:type="dxa"/>
             <w:tcBorders>
               <w:left w:val="single" w:sz="4" w:space="0" w:color="000000"/>
               <w:bottom w:val="single" w:sz="4" w:space="0" w:color="000000"/>
@@ -757,7 +751,7 @@
       </w:tblPr>
       <w:tblGrid>
         <w:gridCol w:w="5687"/>
-        <w:gridCol w:w="5688"/>
+        <w:gridCol w:w="5689"/>
       </w:tblGrid>
       <w:tr>
         <w:trPr/>
@@ -792,7 +786,7 @@
         </w:tc>
         <w:tc>
           <w:tcPr>
-            <w:tcW w:w="5688" w:type="dxa"/>
+            <w:tcW w:w="5689" w:type="dxa"/>
             <w:tcBorders>
               <w:top w:val="single" w:sz="4" w:space="0" w:color="000000"/>
               <w:left w:val="single" w:sz="4" w:space="0" w:color="000000"/>
@@ -853,7 +847,7 @@
         </w:tc>
         <w:tc>
           <w:tcPr>
-            <w:tcW w:w="5688" w:type="dxa"/>
+            <w:tcW w:w="5689" w:type="dxa"/>
             <w:tcBorders>
               <w:left w:val="single" w:sz="4" w:space="0" w:color="000000"/>
               <w:bottom w:val="single" w:sz="4" w:space="0" w:color="000000"/>
@@ -915,7 +909,7 @@
         </w:tc>
         <w:tc>
           <w:tcPr>
-            <w:tcW w:w="5688" w:type="dxa"/>
+            <w:tcW w:w="5689" w:type="dxa"/>
             <w:tcBorders>
               <w:left w:val="single" w:sz="4" w:space="0" w:color="000000"/>
               <w:bottom w:val="single" w:sz="4" w:space="0" w:color="000000"/>
@@ -985,7 +979,7 @@
         </w:tc>
         <w:tc>
           <w:tcPr>
-            <w:tcW w:w="5688" w:type="dxa"/>
+            <w:tcW w:w="5689" w:type="dxa"/>
             <w:tcBorders>
               <w:left w:val="single" w:sz="4" w:space="0" w:color="000000"/>
               <w:bottom w:val="single" w:sz="4" w:space="0" w:color="000000"/>
@@ -1220,7 +1214,7 @@
       </w:tblPr>
       <w:tblGrid>
         <w:gridCol w:w="5687"/>
-        <w:gridCol w:w="5688"/>
+        <w:gridCol w:w="5689"/>
       </w:tblGrid>
       <w:tr>
         <w:trPr/>
@@ -1257,7 +1251,7 @@
         </w:tc>
         <w:tc>
           <w:tcPr>
-            <w:tcW w:w="5688" w:type="dxa"/>
+            <w:tcW w:w="5689" w:type="dxa"/>
             <w:tcBorders>
               <w:top w:val="single" w:sz="4" w:space="0" w:color="000000"/>
               <w:left w:val="single" w:sz="4" w:space="0" w:color="000000"/>
@@ -1320,7 +1314,7 @@
         </w:tc>
         <w:tc>
           <w:tcPr>
-            <w:tcW w:w="5688" w:type="dxa"/>
+            <w:tcW w:w="5689" w:type="dxa"/>
             <w:tcBorders>
               <w:left w:val="single" w:sz="4" w:space="0" w:color="000000"/>
               <w:bottom w:val="single" w:sz="4" w:space="0" w:color="000000"/>
@@ -1420,7 +1414,7 @@
         </w:tc>
         <w:tc>
           <w:tcPr>
-            <w:tcW w:w="5688" w:type="dxa"/>
+            <w:tcW w:w="5689" w:type="dxa"/>
             <w:tcBorders>
               <w:left w:val="single" w:sz="4" w:space="0" w:color="000000"/>
               <w:bottom w:val="single" w:sz="4" w:space="0" w:color="000000"/>
@@ -1482,7 +1476,7 @@
         </w:tc>
         <w:tc>
           <w:tcPr>
-            <w:tcW w:w="5688" w:type="dxa"/>
+            <w:tcW w:w="5689" w:type="dxa"/>
             <w:tcBorders>
               <w:left w:val="single" w:sz="4" w:space="0" w:color="000000"/>
               <w:bottom w:val="single" w:sz="4" w:space="0" w:color="000000"/>
@@ -1544,7 +1538,7 @@
         </w:tc>
         <w:tc>
           <w:tcPr>
-            <w:tcW w:w="5688" w:type="dxa"/>
+            <w:tcW w:w="5689" w:type="dxa"/>
             <w:tcBorders>
               <w:left w:val="single" w:sz="4" w:space="0" w:color="000000"/>
               <w:bottom w:val="single" w:sz="4" w:space="0" w:color="000000"/>
@@ -1606,7 +1600,7 @@
         </w:tc>
         <w:tc>
           <w:tcPr>
-            <w:tcW w:w="5688" w:type="dxa"/>
+            <w:tcW w:w="5689" w:type="dxa"/>
             <w:tcBorders>
               <w:left w:val="single" w:sz="4" w:space="0" w:color="000000"/>
               <w:bottom w:val="single" w:sz="4" w:space="0" w:color="000000"/>
@@ -1676,7 +1670,7 @@
         </w:tc>
         <w:tc>
           <w:tcPr>
-            <w:tcW w:w="5688" w:type="dxa"/>
+            <w:tcW w:w="5689" w:type="dxa"/>
             <w:tcBorders>
               <w:left w:val="single" w:sz="4" w:space="0" w:color="000000"/>
               <w:bottom w:val="single" w:sz="4" w:space="0" w:color="000000"/>
@@ -1738,7 +1732,7 @@
         </w:tc>
         <w:tc>
           <w:tcPr>
-            <w:tcW w:w="5688" w:type="dxa"/>
+            <w:tcW w:w="5689" w:type="dxa"/>
             <w:tcBorders>
               <w:left w:val="single" w:sz="4" w:space="0" w:color="000000"/>
               <w:bottom w:val="single" w:sz="4" w:space="0" w:color="000000"/>
@@ -3644,8 +3638,8 @@
     <w:qFormat/>
     <w:rPr/>
   </w:style>
-  <w:style w:type="character" w:styleId="Bullets">
-    <w:name w:val="Bullets"/>
+  <w:style w:type="character" w:styleId="Bulletsuser">
+    <w:name w:val="Bullets (user)"/>
     <w:qFormat/>
     <w:rPr>
       <w:rFonts w:ascii="OpenSymbol" w:hAnsi="OpenSymbol" w:eastAsia="OpenSymbol" w:cs="OpenSymbol"/>
@@ -3683,7 +3677,7 @@
     </w:rPr>
   </w:style>
   <w:style w:type="paragraph" w:styleId="Caption">
-    <w:name w:val="Caption"/>
+    <w:name w:val="caption"/>
     <w:basedOn w:val="Normal"/>
     <w:qFormat/>
     <w:pPr>
@@ -3730,37 +3724,37 @@
         <a:srgbClr val="000000"/>
       </a:dk1>
       <a:lt1>
-        <a:srgbClr val="ffffff"/>
+        <a:srgbClr val="FFFFFF"/>
       </a:lt1>
       <a:dk2>
         <a:srgbClr val="000000"/>
       </a:dk2>
       <a:lt2>
-        <a:srgbClr val="ffffff"/>
+        <a:srgbClr val="FFFFFF"/>
       </a:lt2>
       <a:accent1>
-        <a:srgbClr val="18a303"/>
+        <a:srgbClr val="18A303"/>
       </a:accent1>
       <a:accent2>
-        <a:srgbClr val="0369a3"/>
+        <a:srgbClr val="0369A3"/>
       </a:accent2>
       <a:accent3>
-        <a:srgbClr val="a33e03"/>
+        <a:srgbClr val="A33E03"/>
       </a:accent3>
       <a:accent4>
-        <a:srgbClr val="8e03a3"/>
+        <a:srgbClr val="8E03A3"/>
       </a:accent4>
       <a:accent5>
-        <a:srgbClr val="c99c00"/>
+        <a:srgbClr val="C99C00"/>
       </a:accent5>
       <a:accent6>
-        <a:srgbClr val="c9211e"/>
+        <a:srgbClr val="C9211E"/>
       </a:accent6>
       <a:hlink>
-        <a:srgbClr val="0000ee"/>
+        <a:srgbClr val="0000EE"/>
       </a:hlink>
       <a:folHlink>
-        <a:srgbClr val="551a8b"/>
+        <a:srgbClr val="551A8B"/>
       </a:folHlink>
     </a:clrScheme>
     <a:fontScheme name="Office">

--- a/documents/Verse studies/Philippians/Chapter 2/Philippians chapter 2 verse 1-11.docx
+++ b/documents/Verse studies/Philippians/Chapter 2/Philippians chapter 2 verse 1-11.docx
@@ -3638,8 +3638,8 @@
     <w:qFormat/>
     <w:rPr/>
   </w:style>
-  <w:style w:type="character" w:styleId="Bulletsuser">
-    <w:name w:val="Bullets (user)"/>
+  <w:style w:type="character" w:styleId="Bullets">
+    <w:name w:val="Bullets"/>
     <w:qFormat/>
     <w:rPr>
       <w:rFonts w:ascii="OpenSymbol" w:hAnsi="OpenSymbol" w:eastAsia="OpenSymbol" w:cs="OpenSymbol"/>
